--- a/docs/Задание тема 17.docx
+++ b/docs/Задание тема 17.docx
@@ -292,6 +292,9 @@
     <w:p>
       <w:pPr>
         <w:pStyle w:val="a0"/>
+        <w:rPr>
+          <w:lang w:val="en-US"/>
+        </w:rPr>
       </w:pPr>
       <w:r>
         <w:t>Тема</w:t>
@@ -299,22 +302,21 @@
       <w:r>
         <w:t xml:space="preserve">: </w:t>
       </w:r>
-    </w:p>
-    <w:p>
-      <w:pPr>
-        <w:rPr>
-          <w:lang w:val="en-US"/>
-        </w:rPr>
-      </w:pPr>
-      <w:r>
-        <w:t>Система за видео наблюдение през уеб (Live Streaming). Разработване на уеб приложение, което се свързва с видео камера, показва видео поток „на живо“ в браузъра и реализира базово засичане на движение чрез ср</w:t>
-      </w:r>
-      <w:r>
-        <w:t>авнение на последователни кадри</w:t>
-      </w:r>
-      <w:r>
-        <w:t>.</w:t>
-      </w:r>
+      <w:r>
+        <w:t>Система за видео наблюдение през уеб (Live Streaming). Разработване на уеб приложение, което се свързва с видео камера, показва видео поток „на живо“ в браузъра и реализира базово засичане на движение чрез сравнение на последователни кадри.</w:t>
+      </w:r>
+    </w:p>
+    <w:p>
+      <w:pPr>
+        <w:pStyle w:val="a0"/>
+        <w:numPr>
+          <w:ilvl w:val="0"/>
+          <w:numId w:val="0"/>
+        </w:numPr>
+        <w:ind w:left="357"/>
+      </w:pPr>
+      <w:bookmarkStart w:id="0" w:name="_GoBack"/>
+      <w:bookmarkEnd w:id="0"/>
     </w:p>
     <w:p>
       <w:pPr>
@@ -1279,15 +1281,7 @@
         <w:rPr>
           <w:i/>
         </w:rPr>
-        <w:t xml:space="preserve">Костадин </w:t>
-      </w:r>
-      <w:bookmarkStart w:id="0" w:name="_GoBack"/>
-      <w:bookmarkEnd w:id="0"/>
-      <w:r>
-        <w:rPr>
-          <w:i/>
-        </w:rPr>
-        <w:t xml:space="preserve">Пидов </w:t>
+        <w:t xml:space="preserve">Костадин Пидов </w:t>
       </w:r>
       <w:r>
         <w:rPr>
@@ -3168,7 +3162,6 @@
   <w:style w:type="character" w:default="1" w:styleId="DefaultParagraphFont">
     <w:name w:val="Default Paragraph Font"/>
     <w:uiPriority w:val="1"/>
-    <w:semiHidden/>
     <w:unhideWhenUsed/>
   </w:style>
   <w:style w:type="table" w:default="1" w:styleId="TableNormal">
@@ -3718,7 +3711,7 @@
 </file>
 
 <file path=customXml/itemProps1.xml><?xml version="1.0" encoding="utf-8"?>
-<ds:datastoreItem xmlns:ds="http://schemas.openxmlformats.org/officeDocument/2006/customXml" ds:itemID="{EAB08DB3-A9A4-45A7-BCD5-6B400CF3FEAF}">
+<ds:datastoreItem xmlns:ds="http://schemas.openxmlformats.org/officeDocument/2006/customXml" ds:itemID="{300FB5FF-E230-4ED2-A2E8-195C29E1C5E9}">
   <ds:schemaRefs>
     <ds:schemaRef ds:uri="http://schemas.openxmlformats.org/officeDocument/2006/bibliography"/>
   </ds:schemaRefs>
